--- a/BaoCao_DoAnCuoiKy_Nhom24.docx
+++ b/BaoCao_DoAnCuoiKy_Nhom24.docx
@@ -13,7 +13,7 @@
         </w:rPr>
         <w:t>BỘ GIÁO DỤC VÀ ĐÀO TẠO</w:t>
         <w:br/>
-        <w:t>TRƯỜNG ĐẠI HỌC SƯ PHẠM KỸ THUẬT TP. HỒ CHÍ MINH</w:t>
+        <w:t>ĐẠI HỌC CÔNG NGHỆ KỸ THUẬT THÀNH PHỐ HỒ CHÍ MINH</w:t>
         <w:br/>
         <w:t>KHOA CÔNG NGHỆ THÔNG TIN</w:t>
         <w:br/>
